--- a/Backend/Director_Disclosure/Output_Disclosures/2024-25/ADIMAHESH_SEVA_FOUNDATION/DIR-8/DIR8_VNEET_S_JAAIN_00053906.docx
+++ b/Backend/Director_Disclosure/Output_Disclosures/2024-25/ADIMAHESH_SEVA_FOUNDATION/DIR-8/DIR8_VNEET_S_JAAIN_00053906.docx
@@ -189,7 +189,7 @@
           <w:b w:val="0"/>
           <w:sz w:val="23"/>
         </w:rPr>
-        <w:t>I, VNEET S JAAIN, son/daughter of Mr. {{FATHER_NAME}}, resident of Villa number 48, The West Park, Near Jain Temple, Adani Shantigram, VTC: Adalaj, PO: Adalaj, District: Gandhinagar - 382421, Gujarat, India, India hereby give notice that I am/was a Director in the following companies during the last three years:-</w:t>
+        <w:t>I, VNEET S JAAIN, son/daughter of Mr. Mr. Suresh Chand Jain, resident of Villa number 48, The West Park, Near Jain Temple, Adani Shantigram, VTC: Adalaj, PO: Adalaj, District: Gandhinagar - 382421, Gujarat, India, India hereby give notice that I am/was a Director in the following companies during the last three years:-</w:t>
       </w:r>
     </w:p>
     <w:p>
@@ -550,76 +550,6 @@
                 <w:b w:val="0"/>
                 <w:sz w:val="23"/>
               </w:rPr>
-              <w:t>ADANI GREEN ENERGY TWENTY THREE LIMITED</w:t>
-            </w:r>
-          </w:p>
-        </w:tc>
-        <w:tc>
-          <w:tcPr>
-            <w:tcW w:type="dxa" w:w="2610"/>
-          </w:tcPr>
-          <w:p>
-            <w:pPr>
-              <w:spacing w:after="0"/>
-              <w:jc w:val="center"/>
-            </w:pPr>
-            <w:r>
-              <w:rPr>
-                <w:rFonts w:ascii="Adani" w:hAnsi="Adani" w:eastAsia="Adani" w:cs="Adani"/>
-                <w:b w:val="0"/>
-                <w:sz w:val="23"/>
-              </w:rPr>
-              <w:t>02/10/2020</w:t>
-            </w:r>
-          </w:p>
-        </w:tc>
-        <w:tc>
-          <w:tcPr>
-            <w:tcW w:type="dxa" w:w="2250"/>
-          </w:tcPr>
-          <w:p>
-            <w:pPr>
-              <w:spacing w:after="0"/>
-              <w:jc w:val="center"/>
-            </w:pPr>
-          </w:p>
-        </w:tc>
-      </w:tr>
-      <w:tr>
-        <w:tc>
-          <w:tcPr>
-            <w:tcW w:type="dxa" w:w="636"/>
-          </w:tcPr>
-          <w:p>
-            <w:pPr>
-              <w:spacing w:after="0"/>
-              <w:ind w:left="360"/>
-            </w:pPr>
-            <w:r>
-              <w:rPr>
-                <w:rFonts w:ascii="Adani" w:hAnsi="Adani" w:eastAsia="Adani" w:cs="Adani"/>
-                <w:b w:val="0"/>
-                <w:sz w:val="23"/>
-              </w:rPr>
-              <w:t>5</w:t>
-            </w:r>
-          </w:p>
-        </w:tc>
-        <w:tc>
-          <w:tcPr>
-            <w:tcW w:type="dxa" w:w="3864"/>
-          </w:tcPr>
-          <w:p>
-            <w:pPr>
-              <w:spacing w:after="0"/>
-              <w:jc w:val="both"/>
-            </w:pPr>
-            <w:r>
-              <w:rPr>
-                <w:rFonts w:ascii="Adani" w:hAnsi="Adani" w:eastAsia="Adani" w:cs="Adani"/>
-                <w:b w:val="0"/>
-                <w:sz w:val="23"/>
-              </w:rPr>
               <w:t>ADANI GREEN ENERGY LIMITED</w:t>
             </w:r>
           </w:p>
@@ -671,77 +601,7 @@
                 <w:b w:val="0"/>
                 <w:sz w:val="23"/>
               </w:rPr>
-              <w:t>6</w:t>
-            </w:r>
-          </w:p>
-        </w:tc>
-        <w:tc>
-          <w:tcPr>
-            <w:tcW w:type="dxa" w:w="3864"/>
-          </w:tcPr>
-          <w:p>
-            <w:pPr>
-              <w:spacing w:after="0"/>
-              <w:jc w:val="both"/>
-            </w:pPr>
-            <w:r>
-              <w:rPr>
-                <w:rFonts w:ascii="Adani" w:hAnsi="Adani" w:eastAsia="Adani" w:cs="Adani"/>
-                <w:b w:val="0"/>
-                <w:sz w:val="23"/>
-              </w:rPr>
-              <w:t>ADANI INFRASTRUCTURE MANAGEMENT SERVICES LIMITED</w:t>
-            </w:r>
-          </w:p>
-        </w:tc>
-        <w:tc>
-          <w:tcPr>
-            <w:tcW w:type="dxa" w:w="2610"/>
-          </w:tcPr>
-          <w:p>
-            <w:pPr>
-              <w:spacing w:after="0"/>
-              <w:jc w:val="center"/>
-            </w:pPr>
-            <w:r>
-              <w:rPr>
-                <w:rFonts w:ascii="Adani" w:hAnsi="Adani" w:eastAsia="Adani" w:cs="Adani"/>
-                <w:b w:val="0"/>
-                <w:sz w:val="23"/>
-              </w:rPr>
-              <w:t>09/06/2017</w:t>
-            </w:r>
-          </w:p>
-        </w:tc>
-        <w:tc>
-          <w:tcPr>
-            <w:tcW w:type="dxa" w:w="2250"/>
-          </w:tcPr>
-          <w:p>
-            <w:pPr>
-              <w:spacing w:after="0"/>
-              <w:jc w:val="center"/>
-            </w:pPr>
-          </w:p>
-        </w:tc>
-      </w:tr>
-      <w:tr>
-        <w:tc>
-          <w:tcPr>
-            <w:tcW w:type="dxa" w:w="636"/>
-          </w:tcPr>
-          <w:p>
-            <w:pPr>
-              <w:spacing w:after="0"/>
-              <w:ind w:left="360"/>
-            </w:pPr>
-            <w:r>
-              <w:rPr>
-                <w:rFonts w:ascii="Adani" w:hAnsi="Adani" w:eastAsia="Adani" w:cs="Adani"/>
-                <w:b w:val="0"/>
-                <w:sz w:val="23"/>
-              </w:rPr>
-              <w:t>7</w:t>
+              <w:t>5</w:t>
             </w:r>
           </w:p>
         </w:tc>
@@ -780,76 +640,6 @@
                 <w:sz w:val="23"/>
               </w:rPr>
               <w:t>14/02/2014</w:t>
-            </w:r>
-          </w:p>
-        </w:tc>
-        <w:tc>
-          <w:tcPr>
-            <w:tcW w:type="dxa" w:w="2250"/>
-          </w:tcPr>
-          <w:p>
-            <w:pPr>
-              <w:spacing w:after="0"/>
-              <w:jc w:val="center"/>
-            </w:pPr>
-          </w:p>
-        </w:tc>
-      </w:tr>
-      <w:tr>
-        <w:tc>
-          <w:tcPr>
-            <w:tcW w:type="dxa" w:w="636"/>
-          </w:tcPr>
-          <w:p>
-            <w:pPr>
-              <w:spacing w:after="0"/>
-              <w:ind w:left="360"/>
-            </w:pPr>
-            <w:r>
-              <w:rPr>
-                <w:rFonts w:ascii="Adani" w:hAnsi="Adani" w:eastAsia="Adani" w:cs="Adani"/>
-                <w:b w:val="0"/>
-                <w:sz w:val="23"/>
-              </w:rPr>
-              <w:t>8</w:t>
-            </w:r>
-          </w:p>
-        </w:tc>
-        <w:tc>
-          <w:tcPr>
-            <w:tcW w:type="dxa" w:w="3864"/>
-          </w:tcPr>
-          <w:p>
-            <w:pPr>
-              <w:spacing w:after="0"/>
-              <w:jc w:val="both"/>
-            </w:pPr>
-            <w:r>
-              <w:rPr>
-                <w:rFonts w:ascii="Adani" w:hAnsi="Adani" w:eastAsia="Adani" w:cs="Adani"/>
-                <w:b w:val="0"/>
-                <w:sz w:val="23"/>
-              </w:rPr>
-              <w:t>ADANI POWER LIMITED</w:t>
-            </w:r>
-          </w:p>
-        </w:tc>
-        <w:tc>
-          <w:tcPr>
-            <w:tcW w:type="dxa" w:w="2610"/>
-          </w:tcPr>
-          <w:p>
-            <w:pPr>
-              <w:spacing w:after="0"/>
-              <w:jc w:val="center"/>
-            </w:pPr>
-            <w:r>
-              <w:rPr>
-                <w:rFonts w:ascii="Adani" w:hAnsi="Adani" w:eastAsia="Adani" w:cs="Adani"/>
-                <w:b w:val="0"/>
-                <w:sz w:val="23"/>
-              </w:rPr>
-              <w:t>14/05/2012</w:t>
             </w:r>
           </w:p>
         </w:tc>
@@ -965,7 +755,7 @@
           <w:b w:val="0"/>
           <w:sz w:val="23"/>
         </w:rPr>
-        <w:t xml:space="preserve">Date: 07th May, 2026</w:t>
+        <w:t xml:space="preserve">Date: 15th May, 2026</w:t>
         <w:tab/>
       </w:r>
     </w:p>

--- a/Backend/Director_Disclosure/Output_Disclosures/2024-25/ADIMAHESH_SEVA_FOUNDATION/DIR-8/DIR8_VNEET_S_JAAIN_00053906.docx
+++ b/Backend/Director_Disclosure/Output_Disclosures/2024-25/ADIMAHESH_SEVA_FOUNDATION/DIR-8/DIR8_VNEET_S_JAAIN_00053906.docx
@@ -340,7 +340,7 @@
                 <w:b w:val="0"/>
                 <w:sz w:val="23"/>
               </w:rPr>
-              <w:t>ADANI NEW INDUSTRIES LIMITED</w:t>
+              <w:t>ADANI INFRA (INDIA) LIMITED</w:t>
             </w:r>
           </w:p>
         </w:tc>
@@ -359,7 +359,7 @@
                 <w:b w:val="0"/>
                 <w:sz w:val="23"/>
               </w:rPr>
-              <w:t>30/09/2023</w:t>
+              <w:t>18/04/2026</w:t>
             </w:r>
           </w:p>
         </w:tc>
@@ -410,7 +410,7 @@
                 <w:b w:val="0"/>
                 <w:sz w:val="23"/>
               </w:rPr>
-              <w:t>ADIMAHESH SEVA FOUNDATION</w:t>
+              <w:t>ADANI NEW INDUSTRIES LIMITED</w:t>
             </w:r>
           </w:p>
         </w:tc>
@@ -429,7 +429,7 @@
                 <w:b w:val="0"/>
                 <w:sz w:val="23"/>
               </w:rPr>
-              <w:t>25/04/2023</w:t>
+              <w:t>24/06/2024</w:t>
             </w:r>
           </w:p>
         </w:tc>
@@ -480,7 +480,7 @@
                 <w:b w:val="0"/>
                 <w:sz w:val="23"/>
               </w:rPr>
-              <w:t>ADANI NEW INDUSTRIES LIMITED</w:t>
+              <w:t>ADIMAHESH SEVA FOUNDATION</w:t>
             </w:r>
           </w:p>
         </w:tc>
@@ -499,7 +499,7 @@
                 <w:b w:val="0"/>
                 <w:sz w:val="23"/>
               </w:rPr>
-              <w:t>30/12/2021</w:t>
+              <w:t>25/04/2023</w:t>
             </w:r>
           </w:p>
         </w:tc>
@@ -755,7 +755,7 @@
           <w:b w:val="0"/>
           <w:sz w:val="23"/>
         </w:rPr>
-        <w:t xml:space="preserve">Date: 15th May, 2026</w:t>
+        <w:t xml:space="preserve">Date: 08th June, 2026</w:t>
         <w:tab/>
       </w:r>
     </w:p>
